--- a/assets/Nikos_Vasileiadis_CV_Dutch.docx
+++ b/assets/Nikos_Vasileiadis_CV_Dutch.docx
@@ -26,7 +26,7 @@
         <w:t xml:space="preserve"> </w:t>
       </w:r>
       <w:r>
-        <w:t xml:space="preserve">· Leeds, UK (GMT/BST — 1 hour behind CET) · British &amp; Greek (EU) Citizen</w:t>
+        <w:t xml:space="preserve">· Leeds, UK (GMT/BST - 1 hour behind CET) · British &amp; Greek (EU) Citizen</w:t>
       </w:r>
       <w:r>
         <w:br/>
@@ -118,7 +118,7 @@
         <w:t xml:space="preserve"> </w:t>
       </w:r>
       <w:r>
-        <w:t xml:space="preserve">in leadership —</w:t>
+        <w:t xml:space="preserve">in leadership -</w:t>
       </w:r>
       <w:r>
         <w:t xml:space="preserve"> </w:t>
@@ -130,7 +130,7 @@
         <w:t xml:space="preserve"> </w:t>
       </w:r>
       <w:r>
-        <w:t xml:space="preserve">of them line-managing engineers — working across regulated industries — financial services, utilities, energy, and public sector technology. I build teams, maintain platforms, and focus on creating the right conditions for people to do good work. Introduced structured delivery in three resistant environments (financial services, a global brand agency, and a greenfield platform team). Currently managing platform and content services at Utility Warehouse (FTSE 250), a UK multi-service provider of energy, broadband, mobile and insurance.</w:t>
+        <w:t xml:space="preserve">of them line-managing engineers - working across regulated industries - financial services, utilities, energy, and public sector technology. I build teams, maintain platforms, and focus on creating the right conditions for people to do good work. Introduced structured delivery in three resistant environments (financial services, a global brand agency, and a greenfield platform team). Currently managing platform and content services at Utility Warehouse (FTSE 250), a UK multi-service provider of energy, broadband, mobile and insurance.</w:t>
       </w:r>
     </w:p>
     <w:p>
@@ -138,7 +138,7 @@
         <w:pStyle w:val="BodyText"/>
       </w:pPr>
       <w:r>
-        <w:t xml:space="preserve">Based in Leeds, UK. Greek (EU) citizen — full right to work in the Netherlands and across the EU. Open to remote roles with Dutch and European organisations. The timezone overlap with CET is seamless.</w:t>
+        <w:t xml:space="preserve">Based in Leeds, UK. Greek (EU) citizen - full right to work in the Netherlands and across the EU. Open to remote roles with Dutch and European organisations. The timezone overlap with CET is seamless.</w:t>
       </w:r>
     </w:p>
     <w:bookmarkEnd w:id="12"/>
@@ -170,7 +170,7 @@
         <w:t xml:space="preserve"> </w:t>
       </w:r>
       <w:r>
-        <w:t xml:space="preserve">— Building and retaining remote engineering teams; measurement-led via DORA metrics, team health tracking, and Heartbeat surveys; reorg communication on a cadence — including empty updates when there’s nothing new.</w:t>
+        <w:t xml:space="preserve">- Building and retaining remote engineering teams; measurement-led via DORA metrics, team health tracking, and Heartbeat surveys; reorg communication on a cadence - including empty updates when there’s nothing new.</w:t>
       </w:r>
     </w:p>
     <w:p>
@@ -192,7 +192,7 @@
         <w:t xml:space="preserve"> </w:t>
       </w:r>
       <w:r>
-        <w:t xml:space="preserve">— Navigating restructurings, building teams from scratch, aligning team structures with what the business actually needs. Have built the same team twice from zero; staff complementary pairs, not just headcount.</w:t>
+        <w:t xml:space="preserve">- Navigating restructurings, building teams from scratch, aligning team structures with what the business actually needs. Have built the same team twice from zero; staff complementary pairs, not just headcount.</w:t>
       </w:r>
     </w:p>
     <w:p>
@@ -214,7 +214,7 @@
         <w:t xml:space="preserve"> </w:t>
       </w:r>
       <w:r>
-        <w:t xml:space="preserve">— Running critical platform services with clear SLAs and operational discipline for</w:t>
+        <w:t xml:space="preserve">- Running critical platform services with clear SLAs and operational discipline for</w:t>
       </w:r>
       <w:r>
         <w:t xml:space="preserve"> </w:t>
@@ -248,7 +248,7 @@
         <w:t xml:space="preserve"> </w:t>
       </w:r>
       <w:r>
-        <w:t xml:space="preserve">— From co-creating an open-source design system (Pulsar) to leading enterprise-wide adoption across</w:t>
+        <w:t xml:space="preserve">- From co-creating an open-source design system (Pulsar) to leading enterprise-wide adoption across</w:t>
       </w:r>
       <w:r>
         <w:t xml:space="preserve"> </w:t>
@@ -279,7 +279,7 @@
         <w:t xml:space="preserve"> </w:t>
       </w:r>
       <w:r>
-        <w:t xml:space="preserve">— a £200k+ annual vendor portfolio across six platform services, CapEx/OpEx planning, vendor evaluation, R&amp;D tax credit documentation; commercial literacy from sitting with compliance, marketing, data, and IT.</w:t>
+        <w:t xml:space="preserve">- a six-figure vendor portfolio across six platform services, CapEx/OpEx planning, and vendor evaluation; commercial literacy from sitting with compliance, marketing, data, and IT.</w:t>
       </w:r>
     </w:p>
     <w:bookmarkEnd w:id="13"/>
@@ -316,13 +316,13 @@
         <w:t xml:space="preserve"> </w:t>
       </w:r>
       <w:r>
-        <w:t xml:space="preserve">(Telecom Plus PLC · FTSE 250 — multi-service provider of energy, broadband, mobile &amp; insurance)</w:t>
+        <w:t xml:space="preserve">(Telecom Plus PLC · FTSE 250 - multi-service provider of energy, broadband, mobile &amp; insurance)</w:t>
       </w:r>
       <w:r>
         <w:br/>
       </w:r>
       <w:r>
-        <w:t xml:space="preserve">Jul 2023 – Present · United Kingdom · Remote</w:t>
+        <w:t xml:space="preserve">Jul 2023 - Present · United Kingdom · Remote</w:t>
       </w:r>
     </w:p>
     <w:p>
@@ -356,7 +356,7 @@
         <w:t xml:space="preserve"> </w:t>
       </w:r>
       <w:r>
-        <w:t xml:space="preserve">with separate backlogs — web/CMS/tracking, mobile, and design systems — alongside a Product Manager. Everyone who wanted to stay, stayed —</w:t>
+        <w:t xml:space="preserve">with separate backlogs - web/CMS/tracking, mobile, and design systems - alongside a Product Manager. Everyone who wanted to stay, stayed -</w:t>
       </w:r>
       <w:r>
         <w:t xml:space="preserve"> </w:t>
@@ -435,7 +435,7 @@
         <w:t xml:space="preserve"> </w:t>
       </w:r>
       <w:r>
-        <w:t xml:space="preserve">(Associate → Mid, Mid → Senior) with evidence-based cases informed by DORA metrics and monthly Peakon Heartbeat surveys — acting on the signals, not just collecting them. Developed talent other teams had passed over. Several engineers I mentored have since moved into Engineering Manager roles, both inside and outside the company.</w:t>
+        <w:t xml:space="preserve">(Associate → Mid, Mid → Senior) with evidence-based cases informed by DORA metrics and monthly Peakon Heartbeat surveys - acting on the signals, not just collecting them. Developed talent other teams had passed over. Several engineers I mentored have since moved into Engineering Manager roles, both inside and outside the company.</w:t>
       </w:r>
     </w:p>
     <w:p>
@@ -457,7 +457,7 @@
         <w:t xml:space="preserve"> </w:t>
       </w:r>
       <w:r>
-        <w:t xml:space="preserve">Took responsibility for scoping team migrations — mapping scope, aligning stakeholders, and building consensus for where the team should sit. Nobody asked me to do this; it needed doing. Negotiated skill inbound — a Senior Engineer with mobile expertise — when a mobile backlog was added, rather than stretching the existing team thin; advocated successfully for keeping the Design Systems team when a restructuring would have dissolved it — the team that later enabled the company-wide rebrand.</w:t>
+        <w:t xml:space="preserve">Took responsibility for scoping team migrations - mapping scope, aligning stakeholders, and building consensus for where the team should sit. Nobody asked me to do this; it needed doing. Negotiated skill inbound - a Senior Engineer with mobile expertise - when a mobile backlog was added, rather than stretching the existing team thin; advocated successfully for keeping the Design Systems team when a restructuring would have dissolved it - the team that later enabled the company-wide rebrand.</w:t>
       </w:r>
     </w:p>
     <w:p>
@@ -507,7 +507,7 @@
           <w:b/>
           <w:bCs/>
         </w:rPr>
-        <w:t xml:space="preserve">Rebranding programme (Oct 2025 – Apr 2026):</w:t>
+        <w:t xml:space="preserve">Rebranding programme (Oct 2025 - Apr 2026):</w:t>
       </w:r>
       <w:r>
         <w:t xml:space="preserve"> </w:t>
@@ -525,7 +525,7 @@
         <w:t xml:space="preserve"> </w:t>
       </w:r>
       <w:r>
-        <w:t xml:space="preserve">of the uw.co.uk estate — the critical path: other teams’ rebranding couldn’t go live until we shipped. Automated migration scripts saved content editors hundreds of manual hours.</w:t>
+        <w:t xml:space="preserve">of the uw.co.uk estate - the critical path: other teams’ rebranding couldn’t go live until we shipped. Automated migration scripts saved content editors hundreds of manual hours.</w:t>
       </w:r>
     </w:p>
     <w:p>
@@ -559,7 +559,7 @@
         <w:t xml:space="preserve"> </w:t>
       </w:r>
       <w:r>
-        <w:t xml:space="preserve">— a single incident in the current year, resolved within hours — with</w:t>
+        <w:t xml:space="preserve">- a single incident in the current year, resolved within hours - with</w:t>
       </w:r>
       <w:r>
         <w:t xml:space="preserve"> </w:t>
@@ -674,7 +674,7 @@
         <w:t xml:space="preserve"> </w:t>
       </w:r>
       <w:r>
-        <w:t xml:space="preserve">engineering and product teams (15 full adoption, 5 partial), removing thousands of hours of duplicated work across the organisation. Contributed to R&amp;D tax credit claims with audit-ready documentation.</w:t>
+        <w:t xml:space="preserve">engineering and product teams (15 full adoption, 5 partial), removing thousands of hours of duplicated work across the organisation.</w:t>
       </w:r>
     </w:p>
     <w:p>
@@ -720,13 +720,13 @@
         <w:t xml:space="preserve"> </w:t>
       </w:r>
       <w:r>
-        <w:t xml:space="preserve">led to Contentful — a six-figure annual enterprise contract, chosen for enterprise-grade SLAs and support. Zero-disruption migration; three marketing teams (</w:t>
+        <w:t xml:space="preserve">led to Contentful on an enterprise contract, chosen for enterprise-grade SLAs and support. Zero-disruption migration; three marketing teams (</w:t>
       </w:r>
       <w:r>
         <w:t xml:space="preserve">~18 people</w:t>
       </w:r>
       <w:r>
-        <w:t xml:space="preserve">) gained structured content models and scheduling. The in-house delivery platform (Next.js / React / TypeScript) runs its own GraphQL API over Contentful’s content APIs — request bundling, query optimisation, and on-demand content revalidation, a layer above what the vendor provides.</w:t>
+        <w:t xml:space="preserve">) gained structured content models and scheduling. The in-house delivery platform (Next.js / React / TypeScript) runs its own GraphQL API over Contentful’s content APIs - request bundling, query optimisation, and on-demand content revalidation, a layer above what the vendor provides.</w:t>
       </w:r>
     </w:p>
     <w:p>
@@ -742,7 +742,7 @@
           <w:b/>
           <w:bCs/>
         </w:rPr>
-        <w:t xml:space="preserve">Working with constraints (2025–present):</w:t>
+        <w:t xml:space="preserve">Working with constraints (2025-present):</w:t>
       </w:r>
       <w:r>
         <w:t xml:space="preserve"> </w:t>
@@ -797,13 +797,13 @@
         <w:t xml:space="preserve"> </w:t>
       </w:r>
       <w:r>
-        <w:t xml:space="preserve">(Telecom Plus PLC · FTSE 250 — multi-service provider of energy, broadband, mobile &amp; insurance)</w:t>
+        <w:t xml:space="preserve">(Telecom Plus PLC · FTSE 250 - multi-service provider of energy, broadband, mobile &amp; insurance)</w:t>
       </w:r>
       <w:r>
         <w:br/>
       </w:r>
       <w:r>
-        <w:t xml:space="preserve">May 2022 – Jul 2023 · United Kingdom · Remote</w:t>
+        <w:t xml:space="preserve">May 2022 - Jul 2023 · United Kingdom · Remote</w:t>
       </w:r>
     </w:p>
     <w:p>
@@ -811,7 +811,7 @@
         <w:pStyle w:val="BodyText"/>
       </w:pPr>
       <w:r>
-        <w:t xml:space="preserve">Joined as the founding engineer in a standalone team supporting marketing — no department, no precedent, no documentation.</w:t>
+        <w:t xml:space="preserve">Joined as the founding engineer in a standalone team supporting marketing - no department, no precedent, no documentation.</w:t>
       </w:r>
     </w:p>
     <w:p>
@@ -823,7 +823,7 @@
         </w:numPr>
       </w:pPr>
       <w:r>
-        <w:t xml:space="preserve">Started as three — myself, a Product Manager, and an Associate Engineer — and held that shape for a full year. Line-managed the engineer from May 2022: for my first year I reported directly to a VP of Engineering — no Head of Engineering in between — so people responsibility was mine from the start,</w:t>
+        <w:t xml:space="preserve">Started as three - myself, a Product Manager, and an Associate Engineer - and held that shape for a full year. Line-managed the engineer from May 2022: for my first year I reported directly to a VP of Engineering - no Head of Engineering in between - so people responsibility was mine from the start,</w:t>
       </w:r>
       <w:r>
         <w:t xml:space="preserve"> </w:t>
@@ -847,7 +847,7 @@
         <w:t xml:space="preserve"> </w:t>
       </w:r>
       <w:r>
-        <w:t xml:space="preserve">in May 2023 with two external hires; promoted the founding Associate to Software Engineer a month later — a promotion case I was asked to prepare and drive while still Lead. Renamed Content Capability (Nov 2022) and moved into the Platforms department (May 2023) — the first of three reorganisations the team would outlast.</w:t>
+        <w:t xml:space="preserve">in May 2023 with two external hires; promoted the founding Associate to Software Engineer a month later - a promotion case I was asked to prepare and drive while still Lead. Renamed Content Capability (Nov 2022) and moved into the Platforms department (May 2023) - the first of three reorganisations the team would outlast.</w:t>
       </w:r>
     </w:p>
     <w:p>
@@ -899,7 +899,7 @@
         <w:br/>
       </w:r>
       <w:r>
-        <w:t xml:space="preserve">Jan 2020 – Apr 2022 · Leeds, UK · Hybrid</w:t>
+        <w:t xml:space="preserve">Jan 2020 - Apr 2022 · Leeds, UK · Hybrid</w:t>
       </w:r>
     </w:p>
     <w:p>
@@ -931,7 +931,7 @@
         </w:numPr>
       </w:pPr>
       <w:r>
-        <w:t xml:space="preserve">Architected the frontend for Royal Canin’s global web presence — a single design system serving</w:t>
+        <w:t xml:space="preserve">Architected the frontend for Royal Canin’s global web presence - a single design system serving</w:t>
       </w:r>
       <w:r>
         <w:t xml:space="preserve"> </w:t>
@@ -977,7 +977,7 @@
         <w:br/>
       </w:r>
       <w:r>
-        <w:t xml:space="preserve">Oct 2018 – Jan 2020 · Leeds, UK · Hybrid</w:t>
+        <w:t xml:space="preserve">Oct 2018 - Jan 2020 · Leeds, UK · Hybrid</w:t>
       </w:r>
     </w:p>
     <w:p>
@@ -985,7 +985,7 @@
         <w:pStyle w:val="BodyText"/>
       </w:pPr>
       <w:r>
-        <w:t xml:space="preserve">Maintained public-facing digital assets for the UK’s 5th largest building society — a regulated financial services environment — while mentoring teams on code quality and UX standards.</w:t>
+        <w:t xml:space="preserve">Maintained public-facing digital assets for the UK’s 5th largest building society - a regulated financial services environment - while mentoring teams on code quality and UX standards.</w:t>
       </w:r>
     </w:p>
     <w:p>
@@ -997,7 +997,7 @@
         </w:numPr>
       </w:pPr>
       <w:r>
-        <w:t xml:space="preserve">Introduced Agile and Scrum to LBS for the first time — voluntary ways-of-working forums that grew championing into a parallel Scrum Master role, then a formal Interim SM appointment (Jun–Oct 2019) to stabilise Digital Transformation alongside external consultants.</w:t>
+        <w:t xml:space="preserve">Introduced Agile and Scrum to LBS for the first time - voluntary ways-of-working forums that grew championing into a parallel Scrum Master role, then a formal Interim SM appointment (Jun-Oct 2019) to stabilise Digital Transformation alongside external consultants.</w:t>
       </w:r>
     </w:p>
     <w:bookmarkEnd w:id="17"/>
@@ -1025,7 +1025,7 @@
         <w:br/>
       </w:r>
       <w:r>
-        <w:t xml:space="preserve">Jan 2017 – Oct 2018 · Leeds, UK · Hybrid</w:t>
+        <w:t xml:space="preserve">Jan 2017 - Oct 2018 · Leeds, UK · Hybrid</w:t>
       </w:r>
     </w:p>
     <w:p>
@@ -1061,7 +1061,7 @@
         <w:t xml:space="preserve"> </w:t>
       </w:r>
       <w:r>
-        <w:t xml:space="preserve">— an open-source UX and Interface Design System powering the Jadu Continuum Platform. This is where my design systems specialism started.</w:t>
+        <w:t xml:space="preserve">- an open-source UX and Interface Design System powering the Jadu Continuum Platform. This is where my design systems specialism started.</w:t>
       </w:r>
     </w:p>
     <w:p>
@@ -1073,7 +1073,7 @@
         </w:numPr>
       </w:pPr>
       <w:r>
-        <w:t xml:space="preserve">Owned the full feature lifecycle for the CMS product — contextual inquiry at client sites (councils, universities), field research reports, mockups, usability testing, and production release.</w:t>
+        <w:t xml:space="preserve">Owned the full feature lifecycle for the CMS product - contextual inquiry at client sites (councils, universities), field research reports, mockups, usability testing, and production release.</w:t>
       </w:r>
     </w:p>
     <w:p>
@@ -1103,7 +1103,7 @@
         <w:pStyle w:val="FirstParagraph"/>
       </w:pPr>
       <w:r>
-        <w:t xml:space="preserve">Oct 2005 – Dec 2016 (11 years)</w:t>
+        <w:t xml:space="preserve">Oct 2005 - Dec 2016 (11 years)</w:t>
       </w:r>
     </w:p>
     <w:p>
@@ -1111,7 +1111,7 @@
         <w:pStyle w:val="BodyText"/>
       </w:pPr>
       <w:r>
-        <w:t xml:space="preserve">Provincial northern Greece — Xanthi, where I grew up; Serres, where I studied: no tech industry and, after 2010, barely an economy. I built the career anyway, and led long before I had a title for it.</w:t>
+        <w:t xml:space="preserve">Provincial northern Greece - Xanthi, where I grew up; Serres, where I studied: no tech industry and, after 2010, barely an economy. I built the career anyway, and led long before I had a title for it.</w:t>
       </w:r>
     </w:p>
     <w:p>
@@ -1127,13 +1127,13 @@
           <w:b/>
           <w:bCs/>
         </w:rPr>
-        <w:t xml:space="preserve">Web development &amp; freelancing (2005–2015):</w:t>
-      </w:r>
-      <w:r>
-        <w:t xml:space="preserve"> </w:t>
-      </w:r>
-      <w:r>
-        <w:t xml:space="preserve">Delivered 40+ web projects across Greece and internationally — from local non-profits to a Bitcoin job board for a client in California. Managed client relationships, billing (40/40/20 payment terms), and coordinated with distributed teams.</w:t>
+        <w:t xml:space="preserve">Web development &amp; freelancing (2005-2015):</w:t>
+      </w:r>
+      <w:r>
+        <w:t xml:space="preserve"> </w:t>
+      </w:r>
+      <w:r>
+        <w:t xml:space="preserve">Delivered 40+ web projects across Greece and internationally - from local non-profits to a Bitcoin job board for a client in California. Managed client relationships, billing (40/40/20 payment terms), and coordinated with distributed teams.</w:t>
       </w:r>
     </w:p>
     <w:p>
@@ -1149,13 +1149,13 @@
           <w:b/>
           <w:bCs/>
         </w:rPr>
-        <w:t xml:space="preserve">Teaching &amp; mentorship (2006–2012):</w:t>
-      </w:r>
-      <w:r>
-        <w:t xml:space="preserve"> </w:t>
-      </w:r>
-      <w:r>
-        <w:t xml:space="preserve">Earned a Certified Training Professional qualification. Taught ECDL to adult learners for a year. Privately tutored a student in programming and hardware — that student went on to earn a BSc and MSc in Manchester and is now an Engineering Manager.</w:t>
+        <w:t xml:space="preserve">Teaching &amp; mentorship (2006-2012):</w:t>
+      </w:r>
+      <w:r>
+        <w:t xml:space="preserve"> </w:t>
+      </w:r>
+      <w:r>
+        <w:t xml:space="preserve">Earned a Certified Training Professional qualification. Taught ECDL to adult learners for a year. Privately tutored a student in programming and hardware - that student went on to earn a BSc and MSc in Manchester and is now an Engineering Manager.</w:t>
       </w:r>
     </w:p>
     <w:p>
@@ -1171,7 +1171,7 @@
           <w:b/>
           <w:bCs/>
         </w:rPr>
-        <w:t xml:space="preserve">Community &amp; civic technology (2008–2014):</w:t>
+        <w:t xml:space="preserve">Community &amp; civic technology (2008-2014):</w:t>
       </w:r>
       <w:r>
         <w:t xml:space="preserve"> </w:t>
@@ -1193,7 +1193,7 @@
           <w:b/>
           <w:bCs/>
         </w:rPr>
-        <w:t xml:space="preserve">UK agency work (2015–2016):</w:t>
+        <w:t xml:space="preserve">UK agency work (2015-2016):</w:t>
       </w:r>
       <w:r>
         <w:t xml:space="preserve"> </w:t>
@@ -1232,7 +1232,7 @@
           <w:i/>
           <w:iCs/>
         </w:rPr>
-        <w:t xml:space="preserve">(Feb 2023–Present)</w:t>
+        <w:t xml:space="preserve">(Feb 2023-Present)</w:t>
       </w:r>
       <w:r>
         <w:t xml:space="preserve">: Mentoring engineers who have gone on to become Engineering Managers. Part of a peer network spanning EMs, Heads of Engineering, VPs, and CTOs.</w:t>
@@ -1257,7 +1257,7 @@
           <w:i/>
           <w:iCs/>
         </w:rPr>
-        <w:t xml:space="preserve">(Aug 2023–Jan 2024)</w:t>
+        <w:t xml:space="preserve">(Aug 2023-Jan 2024)</w:t>
       </w:r>
       <w:r>
         <w:t xml:space="preserve">: Supported people entering the industry through their first engineering roles.</w:t>
@@ -1282,7 +1282,7 @@
           <w:i/>
           <w:iCs/>
         </w:rPr>
-        <w:t xml:space="preserve">(Jan 2019–Mar 2020)</w:t>
+        <w:t xml:space="preserve">(Jan 2019-Mar 2020)</w:t>
       </w:r>
       <w:r>
         <w:t xml:space="preserve">: Revived an inactive chapter; organised conferences, workshops, and meetups.</w:t>
@@ -1307,13 +1307,13 @@
           <w:b/>
           <w:bCs/>
         </w:rPr>
-        <w:t xml:space="preserve">International University of Greece — Serres Campus</w:t>
+        <w:t xml:space="preserve">International University of Greece - Serres Campus</w:t>
       </w:r>
       <w:r>
         <w:br/>
       </w:r>
       <w:r>
-        <w:t xml:space="preserve">BSc Informatics Engineering (2007–2012) — strong grades in software engineering, programming, and databases. Left without the certificate when the Greek economic crisis hit; the freelance business I was already running became the career.</w:t>
+        <w:t xml:space="preserve">BSc Informatics Engineering (2007-2012) - strong grades in software engineering, programming, and databases. Left without the certificate when the Greek economic crisis hit; the freelance business I was already running became the career.</w:t>
       </w:r>
     </w:p>
     <w:bookmarkEnd w:id="22"/>
@@ -1373,7 +1373,7 @@
         <w:t xml:space="preserve"> </w:t>
       </w:r>
       <w:r>
-        <w:t xml:space="preserve">· MHFA England &amp; UK Health Security Agency, 2022–2023</w:t>
+        <w:t xml:space="preserve">· MHFA England &amp; UK Health Security Agency, 2022-2023</w:t>
       </w:r>
       <w:r>
         <w:br/>

--- a/assets/Nikos_Vasileiadis_CV_Dutch.docx
+++ b/assets/Nikos_Vasileiadis_CV_Dutch.docx
@@ -435,7 +435,7 @@
         <w:t xml:space="preserve"> </w:t>
       </w:r>
       <w:r>
-        <w:t xml:space="preserve">(Associate → Mid, Mid → Senior) with evidence-based cases informed by DORA metrics and monthly Peakon Heartbeat surveys - acting on the signals, not just collecting them. Developed talent other teams had passed over. Several engineers I mentored have since moved into Engineering Manager roles, both inside and outside the company.</w:t>
+        <w:t xml:space="preserve">(Associate → Mid, Mid → Senior) with evidence-based cases informed by DORA metrics and monthly Peakon Heartbeat surveys - acting on the signals, not just collecting them. Developed engineers who hadn’t found the right home elsewhere in the organisation. Several engineers I mentored have since moved into Engineering Manager roles, both inside and outside the company.</w:t>
       </w:r>
     </w:p>
     <w:p>
@@ -457,7 +457,7 @@
         <w:t xml:space="preserve"> </w:t>
       </w:r>
       <w:r>
-        <w:t xml:space="preserve">Took responsibility for scoping team migrations - mapping scope, aligning stakeholders, and building consensus for where the team should sit. Nobody asked me to do this; it needed doing. Negotiated skill inbound - a Senior Engineer with mobile expertise - when a mobile backlog was added, rather than stretching the existing team thin; advocated successfully for keeping the Design Systems team when a restructuring would have dissolved it - the team that later enabled the company-wide rebrand.</w:t>
+        <w:t xml:space="preserve">Took responsibility for scoping team migrations - mapping scope, aligning stakeholders, and building consensus for where the team should sit. Negotiated skill inbound - a Senior Engineer with mobile expertise - when a mobile backlog was added, rather than stretching the existing team thin; argued successfully for keeping the Design Systems team separate when a restructuring proposal would have merged it into another team - the team that later enabled the company-wide rebrand.</w:t>
       </w:r>
     </w:p>
     <w:p>
@@ -696,7 +696,7 @@
         <w:t xml:space="preserve"> </w:t>
       </w:r>
       <w:r>
-        <w:t xml:space="preserve">Replaced a legacy CMS that had no SLA, no SSO, and a dead tech stack. A</w:t>
+        <w:t xml:space="preserve">Replaced a legacy CMS that had no SLA, no SSO, and an ageing tech stack. A</w:t>
       </w:r>
       <w:r>
         <w:t xml:space="preserve"> </w:t>
@@ -748,7 +748,7 @@
         <w:t xml:space="preserve"> </w:t>
       </w:r>
       <w:r>
-        <w:t xml:space="preserve">After restructurings reduced the team to</w:t>
+        <w:t xml:space="preserve">With the team at a specialist core of</w:t>
       </w:r>
       <w:r>
         <w:t xml:space="preserve"> </w:t>
@@ -757,7 +757,10 @@
         <w:t xml:space="preserve">2 engineers</w:t>
       </w:r>
       <w:r>
-        <w:t xml:space="preserve">, I absorbed Product Manager and on-call responsibilities alongside my management role. The team continued to deliver across</w:t>
+        <w:t xml:space="preserve"> </w:t>
+      </w:r>
+      <w:r>
+        <w:t xml:space="preserve">after the reorganisations, I took on Product Manager and on-call responsibilities alongside my management role. The team continued to deliver across</w:t>
       </w:r>
       <w:r>
         <w:t xml:space="preserve"> </w:t>

--- a/assets/Nikos_Vasileiadis_CV_Dutch.docx
+++ b/assets/Nikos_Vasileiadis_CV_Dutch.docx
@@ -170,7 +170,7 @@
         <w:t xml:space="preserve"> </w:t>
       </w:r>
       <w:r>
-        <w:t xml:space="preserve">- Building and retaining remote engineering teams; measurement-led via DORA metrics, team health tracking, and Heartbeat surveys; reorg communication on a cadence - including empty updates when there’s nothing new.</w:t>
+        <w:t xml:space="preserve">- Building and retaining remote engineering teams with cultural intelligence; measurement-led via DORA metrics, team health tracking, and Heartbeat surveys; reorg communication on a cadence - including empty updates when there’s nothing new.</w:t>
       </w:r>
     </w:p>
     <w:p>
